--- a/results/H4/table_13c_group_movement_collinearity.docx
+++ b/results/H4/table_13c_group_movement_collinearity.docx
@@ -28,7 +28,7 @@
         <w:rPr/>
         <w:t xml:space="preserve">Table </w:t>
       </w:r>
-      <w:bookmarkStart w:id="3d453c9b-fc86-471c-9698-8e448e87a346" w:name="table"/>
+      <w:bookmarkStart w:id="1acb9d91-e411-4d93-b1a3-5384b0c45f4a" w:name="table"/>
       <w:r>
         <w:rPr/>
         <w:fldChar w:fldCharType="begin" w:dirty="true"/>
@@ -41,7 +41,7 @@
         <w:rPr/>
         <w:fldChar w:fldCharType="end" w:dirty="true"/>
       </w:r>
-      <w:bookmarkEnd w:id="3d453c9b-fc86-471c-9698-8e448e87a346"/>
+      <w:bookmarkEnd w:id="1acb9d91-e411-4d93-b1a3-5384b0c45f4a"/>
       <w:r>
         <w:rPr/>
         <w:t xml:space="preserve">. </w:t>

--- a/results/H4/table_13c_group_movement_collinearity.docx
+++ b/results/H4/table_13c_group_movement_collinearity.docx
@@ -28,7 +28,7 @@
         <w:rPr/>
         <w:t xml:space="preserve">Table </w:t>
       </w:r>
-      <w:bookmarkStart w:id="1acb9d91-e411-4d93-b1a3-5384b0c45f4a" w:name="table"/>
+      <w:bookmarkStart w:id="d296a9dd-7dfa-4dac-b038-6813e6fe5ae6" w:name="table"/>
       <w:r>
         <w:rPr/>
         <w:fldChar w:fldCharType="begin" w:dirty="true"/>
@@ -41,7 +41,7 @@
         <w:rPr/>
         <w:fldChar w:fldCharType="end" w:dirty="true"/>
       </w:r>
-      <w:bookmarkEnd w:id="1acb9d91-e411-4d93-b1a3-5384b0c45f4a"/>
+      <w:bookmarkEnd w:id="d296a9dd-7dfa-4dac-b038-6813e6fe5ae6"/>
       <w:r>
         <w:rPr/>
         <w:t xml:space="preserve">. </w:t>

--- a/results/H4/table_13c_group_movement_collinearity.docx
+++ b/results/H4/table_13c_group_movement_collinearity.docx
@@ -28,7 +28,7 @@
         <w:rPr/>
         <w:t xml:space="preserve">Table </w:t>
       </w:r>
-      <w:bookmarkStart w:id="d296a9dd-7dfa-4dac-b038-6813e6fe5ae6" w:name="table"/>
+      <w:bookmarkStart w:id="7deb1d8d-d786-404b-9ad3-e456ac407533" w:name="table"/>
       <w:r>
         <w:rPr/>
         <w:fldChar w:fldCharType="begin" w:dirty="true"/>
@@ -41,7 +41,7 @@
         <w:rPr/>
         <w:fldChar w:fldCharType="end" w:dirty="true"/>
       </w:r>
-      <w:bookmarkEnd w:id="d296a9dd-7dfa-4dac-b038-6813e6fe5ae6"/>
+      <w:bookmarkEnd w:id="7deb1d8d-d786-404b-9ad3-e456ac407533"/>
       <w:r>
         <w:rPr/>
         <w:t xml:space="preserve">. </w:t>
@@ -286,7 +286,7 @@
                 <w:szCs w:val="20"/>
                 <w:color w:val="000000"/>
               </w:rPr>
-              <w:t xml:space="preserve">-0.408</w:t>
+              <w:t xml:space="preserve">-0.407</w:t>
             </w:r>
           </w:p>
         </w:tc>
@@ -516,7 +516,7 @@
                 <w:szCs w:val="20"/>
                 <w:color w:val="000000"/>
               </w:rPr>
-              <w:t xml:space="preserve">1.10</w:t>
+              <w:t xml:space="preserve">1.09</w:t>
             </w:r>
           </w:p>
         </w:tc>
